--- a/internal_agenda_9.2.26.docx
+++ b/internal_agenda_9.2.26.docx
@@ -15,7 +15,54 @@
         <w:t>Call to Order</w:t>
       </w:r>
       <w:r>
-        <w:t xml:space="preserve"> – JM</w:t>
+        <w:t xml:space="preserve"> – </w:t>
+      </w:r>
+      <w:r>
+        <w:rPr>
+          <w:color w:val="EE0000"/>
+        </w:rPr>
+        <w:t>JM</w:t>
+      </w:r>
+    </w:p>
+    <w:p>
+      <w:pPr>
+        <w:pStyle w:val="ListParagraph"/>
+        <w:numPr>
+          <w:ilvl w:val="1"/>
+          <w:numId w:val="2"/>
+        </w:numPr>
+        <w:spacing w:line="480" w:lineRule="auto"/>
+      </w:pPr>
+      <w:r>
+        <w:rPr>
+          <w:color w:val="EE0000"/>
+        </w:rPr>
+        <w:t>Roll call please</w:t>
+      </w:r>
+    </w:p>
+    <w:p>
+      <w:pPr>
+        <w:pStyle w:val="ListParagraph"/>
+        <w:numPr>
+          <w:ilvl w:val="2"/>
+          <w:numId w:val="2"/>
+        </w:numPr>
+        <w:spacing w:line="480" w:lineRule="auto"/>
+        <w:rPr>
+          <w:color w:val="EE0000"/>
+        </w:rPr>
+      </w:pPr>
+      <w:r>
+        <w:rPr>
+          <w:color w:val="EE0000"/>
+        </w:rPr>
+        <w:t xml:space="preserve">Tom Arsuffi, Janis Bush, Conrad Lamon, Jason Martina, Charlie Kreitler, Ryan McManamay, </w:t>
+      </w:r>
+      <w:r>
+        <w:rPr>
+          <w:color w:val="EE0000"/>
+        </w:rPr>
+        <w:t>Marcus Gary, Nate Bendik, Chad Norris, Josh Perkin</w:t>
       </w:r>
     </w:p>
     <w:p>
@@ -31,7 +78,13 @@
         <w:t xml:space="preserve">Public Comment </w:t>
       </w:r>
       <w:r>
-        <w:t>- JM</w:t>
+        <w:t xml:space="preserve">- </w:t>
+      </w:r>
+      <w:r>
+        <w:rPr>
+          <w:color w:val="EE0000"/>
+        </w:rPr>
+        <w:t>JM</w:t>
       </w:r>
     </w:p>
     <w:p>
@@ -54,21 +107,28 @@
       <w:pPr>
         <w:pStyle w:val="ListParagraph"/>
         <w:numPr>
-          <w:ilvl w:val="1"/>
+          <w:ilvl w:val="0"/>
           <w:numId w:val="2"/>
         </w:numPr>
         <w:spacing w:line="480" w:lineRule="auto"/>
       </w:pPr>
       <w:r>
-        <w:t xml:space="preserve">Jack Sharpe </w:t>
-      </w:r>
-      <w:proofErr w:type="gramStart"/>
-      <w:r>
-        <w:t>stepping</w:t>
-      </w:r>
-      <w:proofErr w:type="gramEnd"/>
-      <w:r>
-        <w:t xml:space="preserve"> down, </w:t>
+        <w:t>Approval of Minutes</w:t>
+      </w:r>
+      <w:r>
+        <w:t xml:space="preserve"> </w:t>
+      </w:r>
+      <w:r>
+        <w:t>–</w:t>
+      </w:r>
+      <w:r>
+        <w:t xml:space="preserve"> </w:t>
+      </w:r>
+      <w:r>
+        <w:rPr>
+          <w:color w:val="EE0000"/>
+        </w:rPr>
+        <w:t>JM</w:t>
       </w:r>
     </w:p>
     <w:p>
@@ -79,9 +139,27 @@
           <w:numId w:val="2"/>
         </w:numPr>
         <w:spacing w:line="480" w:lineRule="auto"/>
-      </w:pPr>
-      <w:r>
-        <w:t xml:space="preserve">Ryan McManamay joining committee </w:t>
+        <w:rPr>
+          <w:color w:val="EE0000"/>
+        </w:rPr>
+      </w:pPr>
+      <w:r>
+        <w:rPr>
+          <w:color w:val="EE0000"/>
+        </w:rPr>
+        <w:t>“The minutes from the previous meeting were distributed in advance. Are there any corrections to the minutes?</w:t>
+      </w:r>
+      <w:r>
+        <w:rPr>
+          <w:color w:val="EE0000"/>
+        </w:rPr>
+        <w:t xml:space="preserve">  </w:t>
+      </w:r>
+      <w:r>
+        <w:rPr>
+          <w:color w:val="EE0000"/>
+        </w:rPr>
+        <w:t>Hearing none, the minutes are approved as distributed.”</w:t>
       </w:r>
     </w:p>
     <w:p>
@@ -92,9 +170,31 @@
           <w:numId w:val="2"/>
         </w:numPr>
         <w:spacing w:line="480" w:lineRule="auto"/>
-      </w:pPr>
-      <w:r>
-        <w:t xml:space="preserve">April Research meeting, </w:t>
+        <w:rPr>
+          <w:color w:val="EE0000"/>
+        </w:rPr>
+      </w:pPr>
+      <w:r>
+        <w:rPr>
+          <w:color w:val="EE0000"/>
+        </w:rPr>
+        <w:t>Or if there are corrections, please note corrections and we will capture edits.</w:t>
+      </w:r>
+    </w:p>
+    <w:p>
+      <w:pPr>
+        <w:pStyle w:val="ListParagraph"/>
+        <w:numPr>
+          <w:ilvl w:val="0"/>
+          <w:numId w:val="2"/>
+        </w:numPr>
+        <w:spacing w:line="480" w:lineRule="auto"/>
+      </w:pPr>
+      <w:r>
+        <w:t>Reports</w:t>
+      </w:r>
+      <w:r>
+        <w:t xml:space="preserve"> - CF</w:t>
       </w:r>
     </w:p>
     <w:p>
@@ -107,7 +207,10 @@
         <w:spacing w:line="480" w:lineRule="auto"/>
       </w:pPr>
       <w:r>
-        <w:t xml:space="preserve">Appreciation event, </w:t>
+        <w:t>Permit Renewal</w:t>
+      </w:r>
+      <w:r>
+        <w:t xml:space="preserve"> - ICF</w:t>
       </w:r>
     </w:p>
     <w:p>
@@ -119,8 +222,22 @@
         </w:numPr>
         <w:spacing w:line="480" w:lineRule="auto"/>
       </w:pPr>
-      <w:r>
-        <w:t xml:space="preserve">New stipend payment, </w:t>
+      <w:proofErr w:type="spellStart"/>
+      <w:r>
+        <w:t>Springflow</w:t>
+      </w:r>
+      <w:proofErr w:type="spellEnd"/>
+      <w:r>
+        <w:t xml:space="preserve"> </w:t>
+      </w:r>
+      <w:r>
+        <w:t>P</w:t>
+      </w:r>
+      <w:r>
+        <w:t>rotection</w:t>
+      </w:r>
+      <w:r>
+        <w:t xml:space="preserve"> - CF</w:t>
       </w:r>
     </w:p>
     <w:p>
@@ -133,7 +250,10 @@
         <w:spacing w:line="480" w:lineRule="auto"/>
       </w:pPr>
       <w:r>
-        <w:t>Focus of the meeting today</w:t>
+        <w:t>Habitat Conservation</w:t>
+      </w:r>
+      <w:r>
+        <w:t xml:space="preserve"> San Marcos – ME</w:t>
       </w:r>
     </w:p>
     <w:p>
@@ -146,7 +266,7 @@
         <w:spacing w:line="480" w:lineRule="auto"/>
       </w:pPr>
       <w:r>
-        <w:t xml:space="preserve">Hydrologic Conditions update, </w:t>
+        <w:t>Habitat Conservation Landa - CF</w:t>
       </w:r>
     </w:p>
     <w:p>
@@ -159,7 +279,10 @@
         <w:spacing w:line="480" w:lineRule="auto"/>
       </w:pPr>
       <w:r>
-        <w:t>Approval of minutes</w:t>
+        <w:t>Supporting Measures</w:t>
+      </w:r>
+      <w:r>
+        <w:t xml:space="preserve"> - CF</w:t>
       </w:r>
     </w:p>
     <w:p>
@@ -172,127 +295,16 @@
         <w:spacing w:line="480" w:lineRule="auto"/>
       </w:pPr>
       <w:r>
-        <w:t>Approval of Minutes</w:t>
-      </w:r>
-      <w:r>
-        <w:t xml:space="preserve"> - JM</w:t>
-      </w:r>
-    </w:p>
-    <w:p>
-      <w:pPr>
-        <w:pStyle w:val="ListParagraph"/>
-        <w:numPr>
-          <w:ilvl w:val="0"/>
-          <w:numId w:val="2"/>
-        </w:numPr>
-        <w:spacing w:line="480" w:lineRule="auto"/>
-      </w:pPr>
-      <w:r>
-        <w:t>Reports</w:t>
-      </w:r>
-      <w:r>
-        <w:t xml:space="preserve"> - CF</w:t>
-      </w:r>
-    </w:p>
-    <w:p>
-      <w:pPr>
-        <w:pStyle w:val="ListParagraph"/>
-        <w:numPr>
-          <w:ilvl w:val="1"/>
-          <w:numId w:val="2"/>
-        </w:numPr>
-        <w:spacing w:line="480" w:lineRule="auto"/>
-      </w:pPr>
-      <w:r>
-        <w:t>Permit Renewal</w:t>
-      </w:r>
-      <w:r>
-        <w:t xml:space="preserve"> - ICF</w:t>
-      </w:r>
-    </w:p>
-    <w:p>
-      <w:pPr>
-        <w:pStyle w:val="ListParagraph"/>
-        <w:numPr>
-          <w:ilvl w:val="1"/>
-          <w:numId w:val="2"/>
-        </w:numPr>
-        <w:spacing w:line="480" w:lineRule="auto"/>
-      </w:pPr>
-      <w:proofErr w:type="spellStart"/>
-      <w:r>
-        <w:t>Springflow</w:t>
-      </w:r>
-      <w:proofErr w:type="spellEnd"/>
-      <w:r>
-        <w:t xml:space="preserve"> </w:t>
-      </w:r>
-      <w:r>
-        <w:t>P</w:t>
-      </w:r>
-      <w:r>
-        <w:t>rotection</w:t>
-      </w:r>
-      <w:r>
-        <w:t xml:space="preserve"> - CF</w:t>
-      </w:r>
-    </w:p>
-    <w:p>
-      <w:pPr>
-        <w:pStyle w:val="ListParagraph"/>
-        <w:numPr>
-          <w:ilvl w:val="1"/>
-          <w:numId w:val="2"/>
-        </w:numPr>
-        <w:spacing w:line="480" w:lineRule="auto"/>
-      </w:pPr>
-      <w:r>
-        <w:t>Habitat Conservation</w:t>
-      </w:r>
-      <w:r>
-        <w:t xml:space="preserve"> San Marcos – ME</w:t>
-      </w:r>
-    </w:p>
-    <w:p>
-      <w:pPr>
-        <w:pStyle w:val="ListParagraph"/>
-        <w:numPr>
-          <w:ilvl w:val="1"/>
-          <w:numId w:val="2"/>
-        </w:numPr>
-        <w:spacing w:line="480" w:lineRule="auto"/>
-      </w:pPr>
-      <w:r>
-        <w:t>Habitat Conservation Landa - CF</w:t>
-      </w:r>
-    </w:p>
-    <w:p>
-      <w:pPr>
-        <w:pStyle w:val="ListParagraph"/>
-        <w:numPr>
-          <w:ilvl w:val="1"/>
-          <w:numId w:val="2"/>
-        </w:numPr>
-        <w:spacing w:line="480" w:lineRule="auto"/>
-      </w:pPr>
-      <w:r>
-        <w:t>Supporting Measures</w:t>
-      </w:r>
-      <w:r>
-        <w:t xml:space="preserve"> - CF</w:t>
-      </w:r>
-    </w:p>
-    <w:p>
-      <w:pPr>
-        <w:pStyle w:val="ListParagraph"/>
-        <w:numPr>
-          <w:ilvl w:val="0"/>
-          <w:numId w:val="2"/>
-        </w:numPr>
-        <w:spacing w:line="480" w:lineRule="auto"/>
-      </w:pPr>
-      <w:r>
         <w:t>Questions from the Public</w:t>
+      </w:r>
+      <w:r>
+        <w:t xml:space="preserve"> - </w:t>
+      </w:r>
+      <w:r>
+        <w:rPr>
+          <w:color w:val="EE0000"/>
+        </w:rPr>
+        <w:t>JM</w:t>
       </w:r>
     </w:p>
     <w:p>
@@ -415,7 +427,7 @@
   <w:abstractNum w:abstractNumId="1" w15:restartNumberingAfterBreak="0">
     <w:nsid w:val="60D3423E"/>
     <w:multiLevelType w:val="hybridMultilevel"/>
-    <w:tmpl w:val="F5BE1BC8"/>
+    <w:tmpl w:val="01601DDE"/>
     <w:lvl w:ilvl="0" w:tplc="0409000F">
       <w:start w:val="1"/>
       <w:numFmt w:val="decimal"/>
@@ -428,19 +440,19 @@
         <w:rFonts w:hint="default"/>
       </w:rPr>
     </w:lvl>
-    <w:lvl w:ilvl="1" w:tplc="0409000F">
+    <w:lvl w:ilvl="1" w:tplc="04090001">
       <w:start w:val="1"/>
-      <w:numFmt w:val="decimal"/>
-      <w:lvlText w:val="%2."/>
+      <w:numFmt w:val="bullet"/>
+      <w:lvlText w:val=""/>
       <w:lvlJc w:val="left"/>
       <w:pPr>
         <w:ind w:left="1440" w:hanging="360"/>
       </w:pPr>
       <w:rPr>
-        <w:rFonts w:hint="default"/>
+        <w:rFonts w:ascii="Symbol" w:hAnsi="Symbol" w:hint="default"/>
       </w:rPr>
     </w:lvl>
-    <w:lvl w:ilvl="2" w:tplc="0409001B" w:tentative="1">
+    <w:lvl w:ilvl="2" w:tplc="0409001B">
       <w:start w:val="1"/>
       <w:numFmt w:val="lowerRoman"/>
       <w:lvlText w:val="%3."/>
@@ -1116,7 +1128,6 @@
   <w:style w:type="character" w:default="1" w:styleId="DefaultParagraphFont">
     <w:name w:val="Default Paragraph Font"/>
     <w:uiPriority w:val="1"/>
-    <w:semiHidden/>
     <w:unhideWhenUsed/>
   </w:style>
   <w:style w:type="table" w:default="1" w:styleId="TableNormal">
